--- a/form_templates/Nutrition and Dietetics Services/Summary of Client Nutrition Status Form.docx
+++ b/form_templates/Nutrition and Dietetics Services/Summary of Client Nutrition Status Form.docx
@@ -109,13 +109,23 @@
                 <w:lang w:val="en-US"/>
               </w:rPr>
             </w:pPr>
-            <w:r>
-              <w:rPr>
-                <w:rFonts w:ascii="Tahoma" w:hAnsi="Tahoma" w:cs="Tahoma"/>
-                <w:sz w:val="22"/>
-                <w:szCs w:val="22"/>
-              </w:rPr>
-              <w:t>{{ date }}</w:t>
+            <w:proofErr w:type="gramStart"/>
+            <w:r>
+              <w:rPr>
+                <w:rFonts w:ascii="Tahoma" w:hAnsi="Tahoma" w:cs="Tahoma"/>
+                <w:sz w:val="22"/>
+                <w:szCs w:val="22"/>
+              </w:rPr>
+              <w:t>{{ date</w:t>
+            </w:r>
+            <w:proofErr w:type="gramEnd"/>
+            <w:r>
+              <w:rPr>
+                <w:rFonts w:ascii="Tahoma" w:hAnsi="Tahoma" w:cs="Tahoma"/>
+                <w:sz w:val="22"/>
+                <w:szCs w:val="22"/>
+              </w:rPr>
+              <w:t xml:space="preserve"> }}</w:t>
             </w:r>
           </w:p>
         </w:tc>
@@ -318,25 +328,26 @@
       <w:tblPr>
         <w:tblStyle w:val="TableGrid"/>
         <w:tblW w:w="0" w:type="auto"/>
+        <w:tblLayout w:type="fixed"/>
         <w:tblLook w:val="04A0" w:firstRow="1" w:lastRow="0" w:firstColumn="1" w:lastColumn="0" w:noHBand="0" w:noVBand="1"/>
       </w:tblPr>
       <w:tblGrid>
-        <w:gridCol w:w="956"/>
-        <w:gridCol w:w="974"/>
-        <w:gridCol w:w="1075"/>
-        <w:gridCol w:w="930"/>
-        <w:gridCol w:w="1311"/>
-        <w:gridCol w:w="913"/>
-        <w:gridCol w:w="1154"/>
-        <w:gridCol w:w="1121"/>
-        <w:gridCol w:w="1130"/>
-        <w:gridCol w:w="1184"/>
-        <w:gridCol w:w="1661"/>
-        <w:gridCol w:w="1024"/>
-        <w:gridCol w:w="1159"/>
-        <w:gridCol w:w="840"/>
-        <w:gridCol w:w="1005"/>
-        <w:gridCol w:w="833"/>
+        <w:gridCol w:w="562"/>
+        <w:gridCol w:w="2127"/>
+        <w:gridCol w:w="992"/>
+        <w:gridCol w:w="850"/>
+        <w:gridCol w:w="1276"/>
+        <w:gridCol w:w="1559"/>
+        <w:gridCol w:w="1134"/>
+        <w:gridCol w:w="993"/>
+        <w:gridCol w:w="708"/>
+        <w:gridCol w:w="1134"/>
+        <w:gridCol w:w="1134"/>
+        <w:gridCol w:w="851"/>
+        <w:gridCol w:w="850"/>
+        <w:gridCol w:w="851"/>
+        <w:gridCol w:w="1134"/>
+        <w:gridCol w:w="1115"/>
       </w:tblGrid>
       <w:tr>
         <w:trPr>
@@ -345,7 +356,7 @@
         </w:trPr>
         <w:tc>
           <w:tcPr>
-            <w:tcW w:w="0" w:type="auto"/>
+            <w:tcW w:w="562" w:type="dxa"/>
           </w:tcPr>
           <w:p>
             <w:pPr>
@@ -371,7 +382,7 @@
         </w:tc>
         <w:tc>
           <w:tcPr>
-            <w:tcW w:w="0" w:type="auto"/>
+            <w:tcW w:w="2127" w:type="dxa"/>
           </w:tcPr>
           <w:p>
             <w:pPr>
@@ -397,7 +408,7 @@
         </w:tc>
         <w:tc>
           <w:tcPr>
-            <w:tcW w:w="0" w:type="auto"/>
+            <w:tcW w:w="992" w:type="dxa"/>
           </w:tcPr>
           <w:p>
             <w:pPr>
@@ -423,7 +434,7 @@
         </w:tc>
         <w:tc>
           <w:tcPr>
-            <w:tcW w:w="0" w:type="auto"/>
+            <w:tcW w:w="850" w:type="dxa"/>
           </w:tcPr>
           <w:p>
             <w:pPr>
@@ -449,7 +460,7 @@
         </w:tc>
         <w:tc>
           <w:tcPr>
-            <w:tcW w:w="0" w:type="auto"/>
+            <w:tcW w:w="1276" w:type="dxa"/>
           </w:tcPr>
           <w:p>
             <w:pPr>
@@ -475,7 +486,7 @@
         </w:tc>
         <w:tc>
           <w:tcPr>
-            <w:tcW w:w="0" w:type="auto"/>
+            <w:tcW w:w="1559" w:type="dxa"/>
           </w:tcPr>
           <w:p>
             <w:pPr>
@@ -543,7 +554,7 @@
         </w:tc>
         <w:tc>
           <w:tcPr>
-            <w:tcW w:w="0" w:type="auto"/>
+            <w:tcW w:w="1134" w:type="dxa"/>
           </w:tcPr>
           <w:p>
             <w:pPr>
@@ -569,7 +580,7 @@
         </w:tc>
         <w:tc>
           <w:tcPr>
-            <w:tcW w:w="0" w:type="auto"/>
+            <w:tcW w:w="993" w:type="dxa"/>
           </w:tcPr>
           <w:p>
             <w:pPr>
@@ -595,7 +606,7 @@
         </w:tc>
         <w:tc>
           <w:tcPr>
-            <w:tcW w:w="0" w:type="auto"/>
+            <w:tcW w:w="708" w:type="dxa"/>
           </w:tcPr>
           <w:p>
             <w:pPr>
@@ -621,7 +632,7 @@
         </w:tc>
         <w:tc>
           <w:tcPr>
-            <w:tcW w:w="0" w:type="auto"/>
+            <w:tcW w:w="1134" w:type="dxa"/>
           </w:tcPr>
           <w:p>
             <w:pPr>
@@ -647,7 +658,7 @@
         </w:tc>
         <w:tc>
           <w:tcPr>
-            <w:tcW w:w="0" w:type="auto"/>
+            <w:tcW w:w="1134" w:type="dxa"/>
           </w:tcPr>
           <w:p>
             <w:pPr>
@@ -694,7 +705,7 @@
         </w:tc>
         <w:tc>
           <w:tcPr>
-            <w:tcW w:w="0" w:type="auto"/>
+            <w:tcW w:w="851" w:type="dxa"/>
           </w:tcPr>
           <w:p>
             <w:pPr>
@@ -741,7 +752,7 @@
         </w:tc>
         <w:tc>
           <w:tcPr>
-            <w:tcW w:w="0" w:type="auto"/>
+            <w:tcW w:w="850" w:type="dxa"/>
           </w:tcPr>
           <w:p>
             <w:pPr>
@@ -767,7 +778,7 @@
         </w:tc>
         <w:tc>
           <w:tcPr>
-            <w:tcW w:w="0" w:type="auto"/>
+            <w:tcW w:w="851" w:type="dxa"/>
           </w:tcPr>
           <w:p>
             <w:pPr>
@@ -793,7 +804,7 @@
         </w:tc>
         <w:tc>
           <w:tcPr>
-            <w:tcW w:w="0" w:type="auto"/>
+            <w:tcW w:w="1134" w:type="dxa"/>
           </w:tcPr>
           <w:p>
             <w:pPr>
@@ -849,7 +860,7 @@
         </w:tc>
         <w:tc>
           <w:tcPr>
-            <w:tcW w:w="0" w:type="auto"/>
+            <w:tcW w:w="1115" w:type="dxa"/>
           </w:tcPr>
           <w:p>
             <w:pPr>
@@ -881,401 +892,569 @@
         </w:trPr>
         <w:tc>
           <w:tcPr>
-            <w:tcW w:w="0" w:type="auto"/>
-          </w:tcPr>
-          <w:p>
-            <w:pPr>
-              <w:contextualSpacing/>
-              <w:jc w:val="center"/>
-              <w:rPr>
-                <w:rFonts w:ascii="Tahoma" w:hAnsi="Tahoma" w:cs="Tahoma"/>
-                <w:sz w:val="22"/>
-                <w:szCs w:val="22"/>
-                <w:lang w:val="en-US"/>
-              </w:rPr>
-            </w:pPr>
-            <w:r>
-              <w:rPr>
-                <w:rFonts w:ascii="Tahoma" w:hAnsi="Tahoma" w:cs="Tahoma"/>
-                <w:sz w:val="22"/>
-                <w:szCs w:val="22"/>
-              </w:rPr>
-              <w:t>{% for item in clients_list %}{{ item.no }}</w:t>
-            </w:r>
-          </w:p>
-        </w:tc>
-        <w:tc>
-          <w:tcPr>
-            <w:tcW w:w="0" w:type="auto"/>
-          </w:tcPr>
-          <w:p>
-            <w:pPr>
-              <w:contextualSpacing/>
-              <w:jc w:val="center"/>
-              <w:rPr>
-                <w:rFonts w:ascii="Tahoma" w:hAnsi="Tahoma" w:cs="Tahoma"/>
-                <w:sz w:val="22"/>
-                <w:szCs w:val="22"/>
-                <w:lang w:val="en-US"/>
-              </w:rPr>
-            </w:pPr>
-            <w:r>
-              <w:rPr>
-                <w:rFonts w:ascii="Tahoma" w:hAnsi="Tahoma" w:cs="Tahoma"/>
-                <w:sz w:val="22"/>
-                <w:szCs w:val="22"/>
-              </w:rPr>
-              <w:t>{{ item.name }}</w:t>
-            </w:r>
-          </w:p>
-        </w:tc>
-        <w:tc>
-          <w:tcPr>
-            <w:tcW w:w="0" w:type="auto"/>
-          </w:tcPr>
-          <w:p>
-            <w:pPr>
-              <w:contextualSpacing/>
-              <w:jc w:val="center"/>
-              <w:rPr>
-                <w:rFonts w:ascii="Tahoma" w:hAnsi="Tahoma" w:cs="Tahoma"/>
-                <w:sz w:val="22"/>
-                <w:szCs w:val="22"/>
-                <w:lang w:val="en-US"/>
-              </w:rPr>
-            </w:pPr>
-            <w:r>
-              <w:rPr>
-                <w:rFonts w:ascii="Tahoma" w:hAnsi="Tahoma" w:cs="Tahoma"/>
-                <w:sz w:val="22"/>
-                <w:szCs w:val="22"/>
-              </w:rPr>
-              <w:t>{{ item.gender }}</w:t>
-            </w:r>
-          </w:p>
-        </w:tc>
-        <w:tc>
-          <w:tcPr>
-            <w:tcW w:w="0" w:type="auto"/>
-          </w:tcPr>
-          <w:p>
-            <w:pPr>
-              <w:contextualSpacing/>
-              <w:jc w:val="center"/>
-              <w:rPr>
-                <w:rFonts w:ascii="Tahoma" w:hAnsi="Tahoma" w:cs="Tahoma"/>
-                <w:sz w:val="22"/>
-                <w:szCs w:val="22"/>
-                <w:lang w:val="en-US"/>
-              </w:rPr>
-            </w:pPr>
-            <w:r>
-              <w:rPr>
-                <w:rFonts w:ascii="Tahoma" w:hAnsi="Tahoma" w:cs="Tahoma"/>
-                <w:sz w:val="22"/>
-                <w:szCs w:val="22"/>
-              </w:rPr>
-              <w:t>{{ item.ward }}</w:t>
-            </w:r>
-          </w:p>
-        </w:tc>
-        <w:tc>
-          <w:tcPr>
-            <w:tcW w:w="0" w:type="auto"/>
-          </w:tcPr>
-          <w:p>
-            <w:pPr>
-              <w:contextualSpacing/>
-              <w:jc w:val="center"/>
-              <w:rPr>
-                <w:rFonts w:ascii="Tahoma" w:hAnsi="Tahoma" w:cs="Tahoma"/>
-                <w:sz w:val="22"/>
-                <w:szCs w:val="22"/>
-                <w:lang w:val="en-US"/>
-              </w:rPr>
-            </w:pPr>
-            <w:r>
-              <w:rPr>
-                <w:rFonts w:ascii="Tahoma" w:hAnsi="Tahoma" w:cs="Tahoma"/>
-                <w:sz w:val="22"/>
-                <w:szCs w:val="22"/>
-              </w:rPr>
-              <w:t>{{ item.diet_order }}</w:t>
-            </w:r>
-          </w:p>
-        </w:tc>
-        <w:tc>
-          <w:tcPr>
-            <w:tcW w:w="0" w:type="auto"/>
-          </w:tcPr>
-          <w:p>
-            <w:pPr>
-              <w:contextualSpacing/>
-              <w:jc w:val="center"/>
-              <w:rPr>
-                <w:rFonts w:ascii="Tahoma" w:hAnsi="Tahoma" w:cs="Tahoma"/>
-                <w:sz w:val="22"/>
-                <w:szCs w:val="22"/>
-                <w:lang w:val="en-US"/>
-              </w:rPr>
-            </w:pPr>
-            <w:r>
-              <w:rPr>
-                <w:rFonts w:ascii="Tahoma" w:hAnsi="Tahoma" w:cs="Tahoma"/>
-                <w:sz w:val="22"/>
-                <w:szCs w:val="22"/>
-              </w:rPr>
-              <w:t>{{ item.idbw }}</w:t>
-            </w:r>
-          </w:p>
-        </w:tc>
-        <w:tc>
-          <w:tcPr>
-            <w:tcW w:w="0" w:type="auto"/>
-          </w:tcPr>
-          <w:p>
-            <w:pPr>
-              <w:contextualSpacing/>
-              <w:jc w:val="center"/>
-              <w:rPr>
-                <w:rFonts w:ascii="Tahoma" w:hAnsi="Tahoma" w:cs="Tahoma"/>
-                <w:sz w:val="22"/>
-                <w:szCs w:val="22"/>
-                <w:lang w:val="en-US"/>
-              </w:rPr>
-            </w:pPr>
-            <w:r>
-              <w:rPr>
-                <w:rFonts w:ascii="Tahoma" w:hAnsi="Tahoma" w:cs="Tahoma"/>
-                <w:sz w:val="22"/>
-                <w:szCs w:val="22"/>
-              </w:rPr>
-              <w:t>{{ item.prev_wt }}</w:t>
-            </w:r>
-          </w:p>
-        </w:tc>
-        <w:tc>
-          <w:tcPr>
-            <w:tcW w:w="0" w:type="auto"/>
-          </w:tcPr>
-          <w:p>
-            <w:pPr>
-              <w:contextualSpacing/>
-              <w:jc w:val="center"/>
-              <w:rPr>
-                <w:rFonts w:ascii="Tahoma" w:hAnsi="Tahoma" w:cs="Tahoma"/>
-                <w:sz w:val="22"/>
-                <w:szCs w:val="22"/>
-                <w:lang w:val="en-US"/>
-              </w:rPr>
-            </w:pPr>
-            <w:r>
-              <w:rPr>
-                <w:rFonts w:ascii="Tahoma" w:hAnsi="Tahoma" w:cs="Tahoma"/>
-                <w:sz w:val="22"/>
-                <w:szCs w:val="22"/>
-              </w:rPr>
-              <w:t>{{ item.curr_wt }}</w:t>
-            </w:r>
-          </w:p>
-        </w:tc>
-        <w:tc>
-          <w:tcPr>
-            <w:tcW w:w="0" w:type="auto"/>
-          </w:tcPr>
-          <w:p>
-            <w:pPr>
-              <w:contextualSpacing/>
-              <w:jc w:val="center"/>
-              <w:rPr>
-                <w:rFonts w:ascii="Tahoma" w:hAnsi="Tahoma" w:cs="Tahoma"/>
-                <w:sz w:val="22"/>
-                <w:szCs w:val="22"/>
-                <w:lang w:val="en-US"/>
-              </w:rPr>
-            </w:pPr>
-            <w:r>
-              <w:rPr>
-                <w:rFonts w:ascii="Tahoma" w:hAnsi="Tahoma" w:cs="Tahoma"/>
-                <w:sz w:val="22"/>
-                <w:szCs w:val="22"/>
-              </w:rPr>
-              <w:t>{{ item.pct_ibw }}</w:t>
-            </w:r>
-          </w:p>
-        </w:tc>
-        <w:tc>
-          <w:tcPr>
-            <w:tcW w:w="0" w:type="auto"/>
-          </w:tcPr>
-          <w:p>
-            <w:pPr>
-              <w:contextualSpacing/>
-              <w:jc w:val="center"/>
-              <w:rPr>
-                <w:rFonts w:ascii="Tahoma" w:hAnsi="Tahoma" w:cs="Tahoma"/>
-                <w:sz w:val="22"/>
-                <w:szCs w:val="22"/>
-                <w:lang w:val="en-US"/>
-              </w:rPr>
-            </w:pPr>
-            <w:r>
-              <w:rPr>
-                <w:rFonts w:ascii="Tahoma" w:hAnsi="Tahoma" w:cs="Tahoma"/>
-                <w:sz w:val="22"/>
-                <w:szCs w:val="22"/>
-              </w:rPr>
-              <w:t>{{ item.pct_ubw }}</w:t>
-            </w:r>
-          </w:p>
-        </w:tc>
-        <w:tc>
-          <w:tcPr>
-            <w:tcW w:w="0" w:type="auto"/>
-          </w:tcPr>
-          <w:p>
-            <w:pPr>
-              <w:contextualSpacing/>
-              <w:jc w:val="center"/>
-              <w:rPr>
-                <w:rFonts w:ascii="Tahoma" w:hAnsi="Tahoma" w:cs="Tahoma"/>
-                <w:sz w:val="22"/>
-                <w:szCs w:val="22"/>
-                <w:lang w:val="en-US"/>
-              </w:rPr>
-            </w:pPr>
-            <w:r>
-              <w:rPr>
-                <w:rFonts w:ascii="Tahoma" w:hAnsi="Tahoma" w:cs="Tahoma"/>
-                <w:sz w:val="22"/>
-                <w:szCs w:val="22"/>
-              </w:rPr>
-              <w:t>{{ item.pct_wt_change }}</w:t>
-            </w:r>
-          </w:p>
-        </w:tc>
-        <w:tc>
-          <w:tcPr>
-            <w:tcW w:w="0" w:type="auto"/>
-          </w:tcPr>
-          <w:p>
-            <w:pPr>
-              <w:contextualSpacing/>
-              <w:jc w:val="center"/>
-              <w:rPr>
-                <w:rFonts w:ascii="Tahoma" w:hAnsi="Tahoma" w:cs="Tahoma"/>
-                <w:sz w:val="22"/>
-                <w:szCs w:val="22"/>
-                <w:lang w:val="en-US"/>
-              </w:rPr>
-            </w:pPr>
-            <w:r>
-              <w:rPr>
-                <w:rFonts w:ascii="Tahoma" w:hAnsi="Tahoma" w:cs="Tahoma"/>
-                <w:sz w:val="22"/>
-                <w:szCs w:val="22"/>
-              </w:rPr>
-              <w:t>{{ item.height }}</w:t>
-            </w:r>
-          </w:p>
-        </w:tc>
-        <w:tc>
-          <w:tcPr>
-            <w:tcW w:w="0" w:type="auto"/>
-          </w:tcPr>
-          <w:p>
-            <w:pPr>
-              <w:contextualSpacing/>
-              <w:jc w:val="center"/>
-              <w:rPr>
-                <w:rFonts w:ascii="Tahoma" w:hAnsi="Tahoma" w:cs="Tahoma"/>
-                <w:sz w:val="22"/>
-                <w:szCs w:val="22"/>
-                <w:lang w:val="en-US"/>
-              </w:rPr>
-            </w:pPr>
-            <w:r>
-              <w:rPr>
-                <w:rFonts w:ascii="Tahoma" w:hAnsi="Tahoma" w:cs="Tahoma"/>
-                <w:sz w:val="22"/>
-                <w:szCs w:val="22"/>
-              </w:rPr>
-              <w:t>{{ item.calf_circ }}</w:t>
-            </w:r>
-          </w:p>
-        </w:tc>
-        <w:tc>
-          <w:tcPr>
-            <w:tcW w:w="0" w:type="auto"/>
-          </w:tcPr>
-          <w:p>
-            <w:pPr>
-              <w:contextualSpacing/>
-              <w:jc w:val="center"/>
-              <w:rPr>
-                <w:rFonts w:ascii="Tahoma" w:hAnsi="Tahoma" w:cs="Tahoma"/>
-                <w:sz w:val="22"/>
-                <w:szCs w:val="22"/>
-                <w:lang w:val="en-US"/>
-              </w:rPr>
-            </w:pPr>
-            <w:r>
-              <w:rPr>
-                <w:rFonts w:ascii="Tahoma" w:hAnsi="Tahoma" w:cs="Tahoma"/>
-                <w:sz w:val="22"/>
-                <w:szCs w:val="22"/>
-              </w:rPr>
-              <w:t>{{ item.bmi }}</w:t>
-            </w:r>
-          </w:p>
-        </w:tc>
-        <w:tc>
-          <w:tcPr>
-            <w:tcW w:w="0" w:type="auto"/>
-          </w:tcPr>
-          <w:p>
-            <w:pPr>
-              <w:contextualSpacing/>
-              <w:jc w:val="center"/>
-              <w:rPr>
-                <w:rFonts w:ascii="Tahoma" w:hAnsi="Tahoma" w:cs="Tahoma"/>
-                <w:sz w:val="22"/>
-                <w:szCs w:val="22"/>
-                <w:lang w:val="en-US"/>
-              </w:rPr>
-            </w:pPr>
-            <w:r>
-              <w:rPr>
-                <w:rFonts w:ascii="Tahoma" w:hAnsi="Tahoma" w:cs="Tahoma"/>
-                <w:sz w:val="22"/>
-                <w:szCs w:val="22"/>
-              </w:rPr>
-              <w:t>{{ item.status }}</w:t>
-            </w:r>
-          </w:p>
-        </w:tc>
-        <w:tc>
-          <w:tcPr>
-            <w:tcW w:w="0" w:type="auto"/>
-          </w:tcPr>
-          <w:p>
-            <w:pPr>
-              <w:contextualSpacing/>
-              <w:jc w:val="center"/>
-              <w:rPr>
-                <w:rFonts w:ascii="Tahoma" w:hAnsi="Tahoma" w:cs="Tahoma"/>
-                <w:sz w:val="22"/>
-                <w:szCs w:val="22"/>
-                <w:lang w:val="en-US"/>
-              </w:rPr>
-            </w:pPr>
-            <w:r>
-              <w:rPr>
-                <w:rFonts w:ascii="Tahoma" w:hAnsi="Tahoma" w:cs="Tahoma"/>
-                <w:sz w:val="22"/>
-                <w:szCs w:val="22"/>
-              </w:rPr>
-              <w:t>{{ item.risk }}</w:t>
+            <w:tcW w:w="562" w:type="dxa"/>
+          </w:tcPr>
+          <w:p>
+            <w:pPr>
+              <w:contextualSpacing/>
+              <w:jc w:val="center"/>
+              <w:rPr>
+                <w:rFonts w:ascii="Tahoma" w:hAnsi="Tahoma" w:cs="Tahoma"/>
+                <w:sz w:val="22"/>
+                <w:szCs w:val="22"/>
+                <w:lang w:val="en-US"/>
+              </w:rPr>
+            </w:pPr>
+            <w:r>
+              <w:rPr>
+                <w:rFonts w:ascii="Tahoma" w:hAnsi="Tahoma" w:cs="Tahoma"/>
+                <w:sz w:val="22"/>
+                <w:szCs w:val="22"/>
+              </w:rPr>
+              <w:t xml:space="preserve">{% for item in clients_list </w:t>
+            </w:r>
+            <w:proofErr w:type="gramStart"/>
+            <w:r>
+              <w:rPr>
+                <w:rFonts w:ascii="Tahoma" w:hAnsi="Tahoma" w:cs="Tahoma"/>
+                <w:sz w:val="22"/>
+                <w:szCs w:val="22"/>
+              </w:rPr>
+              <w:t>%}{{ item.no</w:t>
+            </w:r>
+            <w:proofErr w:type="gramEnd"/>
+            <w:r>
+              <w:rPr>
+                <w:rFonts w:ascii="Tahoma" w:hAnsi="Tahoma" w:cs="Tahoma"/>
+                <w:sz w:val="22"/>
+                <w:szCs w:val="22"/>
+              </w:rPr>
+              <w:t xml:space="preserve"> }}</w:t>
+            </w:r>
+          </w:p>
+        </w:tc>
+        <w:tc>
+          <w:tcPr>
+            <w:tcW w:w="2127" w:type="dxa"/>
+          </w:tcPr>
+          <w:p>
+            <w:pPr>
+              <w:contextualSpacing/>
+              <w:jc w:val="center"/>
+              <w:rPr>
+                <w:rFonts w:ascii="Tahoma" w:hAnsi="Tahoma" w:cs="Tahoma"/>
+                <w:sz w:val="22"/>
+                <w:szCs w:val="22"/>
+                <w:lang w:val="en-US"/>
+              </w:rPr>
+            </w:pPr>
+            <w:proofErr w:type="gramStart"/>
+            <w:r>
+              <w:rPr>
+                <w:rFonts w:ascii="Tahoma" w:hAnsi="Tahoma" w:cs="Tahoma"/>
+                <w:sz w:val="22"/>
+                <w:szCs w:val="22"/>
+              </w:rPr>
+              <w:t>{{ item.name</w:t>
+            </w:r>
+            <w:proofErr w:type="gramEnd"/>
+            <w:r>
+              <w:rPr>
+                <w:rFonts w:ascii="Tahoma" w:hAnsi="Tahoma" w:cs="Tahoma"/>
+                <w:sz w:val="22"/>
+                <w:szCs w:val="22"/>
+              </w:rPr>
+              <w:t xml:space="preserve"> }}</w:t>
+            </w:r>
+          </w:p>
+        </w:tc>
+        <w:tc>
+          <w:tcPr>
+            <w:tcW w:w="992" w:type="dxa"/>
+          </w:tcPr>
+          <w:p>
+            <w:pPr>
+              <w:contextualSpacing/>
+              <w:jc w:val="center"/>
+              <w:rPr>
+                <w:rFonts w:ascii="Tahoma" w:hAnsi="Tahoma" w:cs="Tahoma"/>
+                <w:sz w:val="22"/>
+                <w:szCs w:val="22"/>
+                <w:lang w:val="en-US"/>
+              </w:rPr>
+            </w:pPr>
+            <w:proofErr w:type="gramStart"/>
+            <w:r>
+              <w:rPr>
+                <w:rFonts w:ascii="Tahoma" w:hAnsi="Tahoma" w:cs="Tahoma"/>
+                <w:sz w:val="22"/>
+                <w:szCs w:val="22"/>
+              </w:rPr>
+              <w:t>{{ item</w:t>
+            </w:r>
+            <w:proofErr w:type="gramEnd"/>
+            <w:r>
+              <w:rPr>
+                <w:rFonts w:ascii="Tahoma" w:hAnsi="Tahoma" w:cs="Tahoma"/>
+                <w:sz w:val="22"/>
+                <w:szCs w:val="22"/>
+              </w:rPr>
+              <w:t>.gender }}</w:t>
+            </w:r>
+          </w:p>
+        </w:tc>
+        <w:tc>
+          <w:tcPr>
+            <w:tcW w:w="850" w:type="dxa"/>
+          </w:tcPr>
+          <w:p>
+            <w:pPr>
+              <w:contextualSpacing/>
+              <w:jc w:val="center"/>
+              <w:rPr>
+                <w:rFonts w:ascii="Tahoma" w:hAnsi="Tahoma" w:cs="Tahoma"/>
+                <w:sz w:val="22"/>
+                <w:szCs w:val="22"/>
+                <w:lang w:val="en-US"/>
+              </w:rPr>
+            </w:pPr>
+            <w:proofErr w:type="gramStart"/>
+            <w:r>
+              <w:rPr>
+                <w:rFonts w:ascii="Tahoma" w:hAnsi="Tahoma" w:cs="Tahoma"/>
+                <w:sz w:val="22"/>
+                <w:szCs w:val="22"/>
+              </w:rPr>
+              <w:t>{{ item</w:t>
+            </w:r>
+            <w:proofErr w:type="gramEnd"/>
+            <w:r>
+              <w:rPr>
+                <w:rFonts w:ascii="Tahoma" w:hAnsi="Tahoma" w:cs="Tahoma"/>
+                <w:sz w:val="22"/>
+                <w:szCs w:val="22"/>
+              </w:rPr>
+              <w:t>.ward }}</w:t>
+            </w:r>
+          </w:p>
+        </w:tc>
+        <w:tc>
+          <w:tcPr>
+            <w:tcW w:w="1276" w:type="dxa"/>
+          </w:tcPr>
+          <w:p>
+            <w:pPr>
+              <w:contextualSpacing/>
+              <w:jc w:val="center"/>
+              <w:rPr>
+                <w:rFonts w:ascii="Tahoma" w:hAnsi="Tahoma" w:cs="Tahoma"/>
+                <w:sz w:val="22"/>
+                <w:szCs w:val="22"/>
+                <w:lang w:val="en-US"/>
+              </w:rPr>
+            </w:pPr>
+            <w:proofErr w:type="gramStart"/>
+            <w:r>
+              <w:rPr>
+                <w:rFonts w:ascii="Tahoma" w:hAnsi="Tahoma" w:cs="Tahoma"/>
+                <w:sz w:val="22"/>
+                <w:szCs w:val="22"/>
+              </w:rPr>
+              <w:t>{{ item</w:t>
+            </w:r>
+            <w:proofErr w:type="gramEnd"/>
+            <w:r>
+              <w:rPr>
+                <w:rFonts w:ascii="Tahoma" w:hAnsi="Tahoma" w:cs="Tahoma"/>
+                <w:sz w:val="22"/>
+                <w:szCs w:val="22"/>
+              </w:rPr>
+              <w:t>.diet_order }}</w:t>
+            </w:r>
+          </w:p>
+        </w:tc>
+        <w:tc>
+          <w:tcPr>
+            <w:tcW w:w="1559" w:type="dxa"/>
+          </w:tcPr>
+          <w:p>
+            <w:pPr>
+              <w:contextualSpacing/>
+              <w:jc w:val="center"/>
+              <w:rPr>
+                <w:rFonts w:ascii="Tahoma" w:hAnsi="Tahoma" w:cs="Tahoma"/>
+                <w:sz w:val="22"/>
+                <w:szCs w:val="22"/>
+                <w:lang w:val="en-US"/>
+              </w:rPr>
+            </w:pPr>
+            <w:proofErr w:type="gramStart"/>
+            <w:r>
+              <w:rPr>
+                <w:rFonts w:ascii="Tahoma" w:hAnsi="Tahoma" w:cs="Tahoma"/>
+                <w:sz w:val="22"/>
+                <w:szCs w:val="22"/>
+              </w:rPr>
+              <w:t>{{ item</w:t>
+            </w:r>
+            <w:proofErr w:type="gramEnd"/>
+            <w:r>
+              <w:rPr>
+                <w:rFonts w:ascii="Tahoma" w:hAnsi="Tahoma" w:cs="Tahoma"/>
+                <w:sz w:val="22"/>
+                <w:szCs w:val="22"/>
+              </w:rPr>
+              <w:t>.idbw }}</w:t>
+            </w:r>
+          </w:p>
+        </w:tc>
+        <w:tc>
+          <w:tcPr>
+            <w:tcW w:w="1134" w:type="dxa"/>
+          </w:tcPr>
+          <w:p>
+            <w:pPr>
+              <w:contextualSpacing/>
+              <w:jc w:val="center"/>
+              <w:rPr>
+                <w:rFonts w:ascii="Tahoma" w:hAnsi="Tahoma" w:cs="Tahoma"/>
+                <w:sz w:val="22"/>
+                <w:szCs w:val="22"/>
+                <w:lang w:val="en-US"/>
+              </w:rPr>
+            </w:pPr>
+            <w:proofErr w:type="gramStart"/>
+            <w:r>
+              <w:rPr>
+                <w:rFonts w:ascii="Tahoma" w:hAnsi="Tahoma" w:cs="Tahoma"/>
+                <w:sz w:val="22"/>
+                <w:szCs w:val="22"/>
+              </w:rPr>
+              <w:t>{{ item</w:t>
+            </w:r>
+            <w:proofErr w:type="gramEnd"/>
+            <w:r>
+              <w:rPr>
+                <w:rFonts w:ascii="Tahoma" w:hAnsi="Tahoma" w:cs="Tahoma"/>
+                <w:sz w:val="22"/>
+                <w:szCs w:val="22"/>
+              </w:rPr>
+              <w:t>.prev_wt }}</w:t>
+            </w:r>
+          </w:p>
+        </w:tc>
+        <w:tc>
+          <w:tcPr>
+            <w:tcW w:w="993" w:type="dxa"/>
+          </w:tcPr>
+          <w:p>
+            <w:pPr>
+              <w:contextualSpacing/>
+              <w:jc w:val="center"/>
+              <w:rPr>
+                <w:rFonts w:ascii="Tahoma" w:hAnsi="Tahoma" w:cs="Tahoma"/>
+                <w:sz w:val="22"/>
+                <w:szCs w:val="22"/>
+                <w:lang w:val="en-US"/>
+              </w:rPr>
+            </w:pPr>
+            <w:proofErr w:type="gramStart"/>
+            <w:r>
+              <w:rPr>
+                <w:rFonts w:ascii="Tahoma" w:hAnsi="Tahoma" w:cs="Tahoma"/>
+                <w:sz w:val="22"/>
+                <w:szCs w:val="22"/>
+              </w:rPr>
+              <w:t>{{ item</w:t>
+            </w:r>
+            <w:proofErr w:type="gramEnd"/>
+            <w:r>
+              <w:rPr>
+                <w:rFonts w:ascii="Tahoma" w:hAnsi="Tahoma" w:cs="Tahoma"/>
+                <w:sz w:val="22"/>
+                <w:szCs w:val="22"/>
+              </w:rPr>
+              <w:t>.curr_wt }}</w:t>
+            </w:r>
+          </w:p>
+        </w:tc>
+        <w:tc>
+          <w:tcPr>
+            <w:tcW w:w="708" w:type="dxa"/>
+          </w:tcPr>
+          <w:p>
+            <w:pPr>
+              <w:contextualSpacing/>
+              <w:jc w:val="center"/>
+              <w:rPr>
+                <w:rFonts w:ascii="Tahoma" w:hAnsi="Tahoma" w:cs="Tahoma"/>
+                <w:sz w:val="22"/>
+                <w:szCs w:val="22"/>
+                <w:lang w:val="en-US"/>
+              </w:rPr>
+            </w:pPr>
+            <w:proofErr w:type="gramStart"/>
+            <w:r>
+              <w:rPr>
+                <w:rFonts w:ascii="Tahoma" w:hAnsi="Tahoma" w:cs="Tahoma"/>
+                <w:sz w:val="22"/>
+                <w:szCs w:val="22"/>
+              </w:rPr>
+              <w:t>{{ item.pct</w:t>
+            </w:r>
+            <w:proofErr w:type="gramEnd"/>
+            <w:r>
+              <w:rPr>
+                <w:rFonts w:ascii="Tahoma" w:hAnsi="Tahoma" w:cs="Tahoma"/>
+                <w:sz w:val="22"/>
+                <w:szCs w:val="22"/>
+              </w:rPr>
+              <w:t>_ibw }}</w:t>
+            </w:r>
+          </w:p>
+        </w:tc>
+        <w:tc>
+          <w:tcPr>
+            <w:tcW w:w="1134" w:type="dxa"/>
+          </w:tcPr>
+          <w:p>
+            <w:pPr>
+              <w:contextualSpacing/>
+              <w:jc w:val="center"/>
+              <w:rPr>
+                <w:rFonts w:ascii="Tahoma" w:hAnsi="Tahoma" w:cs="Tahoma"/>
+                <w:sz w:val="22"/>
+                <w:szCs w:val="22"/>
+                <w:lang w:val="en-US"/>
+              </w:rPr>
+            </w:pPr>
+            <w:proofErr w:type="gramStart"/>
+            <w:r>
+              <w:rPr>
+                <w:rFonts w:ascii="Tahoma" w:hAnsi="Tahoma" w:cs="Tahoma"/>
+                <w:sz w:val="22"/>
+                <w:szCs w:val="22"/>
+              </w:rPr>
+              <w:t>{{ item.pct</w:t>
+            </w:r>
+            <w:proofErr w:type="gramEnd"/>
+            <w:r>
+              <w:rPr>
+                <w:rFonts w:ascii="Tahoma" w:hAnsi="Tahoma" w:cs="Tahoma"/>
+                <w:sz w:val="22"/>
+                <w:szCs w:val="22"/>
+              </w:rPr>
+              <w:t>_ubw }}</w:t>
+            </w:r>
+          </w:p>
+        </w:tc>
+        <w:tc>
+          <w:tcPr>
+            <w:tcW w:w="1134" w:type="dxa"/>
+          </w:tcPr>
+          <w:p>
+            <w:pPr>
+              <w:contextualSpacing/>
+              <w:jc w:val="center"/>
+              <w:rPr>
+                <w:rFonts w:ascii="Tahoma" w:hAnsi="Tahoma" w:cs="Tahoma"/>
+                <w:sz w:val="22"/>
+                <w:szCs w:val="22"/>
+                <w:lang w:val="en-US"/>
+              </w:rPr>
+            </w:pPr>
+            <w:proofErr w:type="gramStart"/>
+            <w:r>
+              <w:rPr>
+                <w:rFonts w:ascii="Tahoma" w:hAnsi="Tahoma" w:cs="Tahoma"/>
+                <w:sz w:val="22"/>
+                <w:szCs w:val="22"/>
+              </w:rPr>
+              <w:t>{{ item.pct</w:t>
+            </w:r>
+            <w:proofErr w:type="gramEnd"/>
+            <w:r>
+              <w:rPr>
+                <w:rFonts w:ascii="Tahoma" w:hAnsi="Tahoma" w:cs="Tahoma"/>
+                <w:sz w:val="22"/>
+                <w:szCs w:val="22"/>
+              </w:rPr>
+              <w:t>_wt_change }}</w:t>
+            </w:r>
+          </w:p>
+        </w:tc>
+        <w:tc>
+          <w:tcPr>
+            <w:tcW w:w="851" w:type="dxa"/>
+          </w:tcPr>
+          <w:p>
+            <w:pPr>
+              <w:contextualSpacing/>
+              <w:jc w:val="center"/>
+              <w:rPr>
+                <w:rFonts w:ascii="Tahoma" w:hAnsi="Tahoma" w:cs="Tahoma"/>
+                <w:sz w:val="22"/>
+                <w:szCs w:val="22"/>
+                <w:lang w:val="en-US"/>
+              </w:rPr>
+            </w:pPr>
+            <w:proofErr w:type="gramStart"/>
+            <w:r>
+              <w:rPr>
+                <w:rFonts w:ascii="Tahoma" w:hAnsi="Tahoma" w:cs="Tahoma"/>
+                <w:sz w:val="22"/>
+                <w:szCs w:val="22"/>
+              </w:rPr>
+              <w:t>{{ item</w:t>
+            </w:r>
+            <w:proofErr w:type="gramEnd"/>
+            <w:r>
+              <w:rPr>
+                <w:rFonts w:ascii="Tahoma" w:hAnsi="Tahoma" w:cs="Tahoma"/>
+                <w:sz w:val="22"/>
+                <w:szCs w:val="22"/>
+              </w:rPr>
+              <w:t>.height }}</w:t>
+            </w:r>
+          </w:p>
+        </w:tc>
+        <w:tc>
+          <w:tcPr>
+            <w:tcW w:w="850" w:type="dxa"/>
+          </w:tcPr>
+          <w:p>
+            <w:pPr>
+              <w:contextualSpacing/>
+              <w:jc w:val="center"/>
+              <w:rPr>
+                <w:rFonts w:ascii="Tahoma" w:hAnsi="Tahoma" w:cs="Tahoma"/>
+                <w:sz w:val="22"/>
+                <w:szCs w:val="22"/>
+                <w:lang w:val="en-US"/>
+              </w:rPr>
+            </w:pPr>
+            <w:proofErr w:type="gramStart"/>
+            <w:r>
+              <w:rPr>
+                <w:rFonts w:ascii="Tahoma" w:hAnsi="Tahoma" w:cs="Tahoma"/>
+                <w:sz w:val="22"/>
+                <w:szCs w:val="22"/>
+              </w:rPr>
+              <w:t>{{ item</w:t>
+            </w:r>
+            <w:proofErr w:type="gramEnd"/>
+            <w:r>
+              <w:rPr>
+                <w:rFonts w:ascii="Tahoma" w:hAnsi="Tahoma" w:cs="Tahoma"/>
+                <w:sz w:val="22"/>
+                <w:szCs w:val="22"/>
+              </w:rPr>
+              <w:t>.calf_circ }}</w:t>
+            </w:r>
+          </w:p>
+        </w:tc>
+        <w:tc>
+          <w:tcPr>
+            <w:tcW w:w="851" w:type="dxa"/>
+          </w:tcPr>
+          <w:p>
+            <w:pPr>
+              <w:contextualSpacing/>
+              <w:jc w:val="center"/>
+              <w:rPr>
+                <w:rFonts w:ascii="Tahoma" w:hAnsi="Tahoma" w:cs="Tahoma"/>
+                <w:sz w:val="22"/>
+                <w:szCs w:val="22"/>
+                <w:lang w:val="en-US"/>
+              </w:rPr>
+            </w:pPr>
+            <w:proofErr w:type="gramStart"/>
+            <w:r>
+              <w:rPr>
+                <w:rFonts w:ascii="Tahoma" w:hAnsi="Tahoma" w:cs="Tahoma"/>
+                <w:sz w:val="22"/>
+                <w:szCs w:val="22"/>
+              </w:rPr>
+              <w:t>{{ item.bmi</w:t>
+            </w:r>
+            <w:proofErr w:type="gramEnd"/>
+            <w:r>
+              <w:rPr>
+                <w:rFonts w:ascii="Tahoma" w:hAnsi="Tahoma" w:cs="Tahoma"/>
+                <w:sz w:val="22"/>
+                <w:szCs w:val="22"/>
+              </w:rPr>
+              <w:t xml:space="preserve"> }}</w:t>
+            </w:r>
+          </w:p>
+        </w:tc>
+        <w:tc>
+          <w:tcPr>
+            <w:tcW w:w="1134" w:type="dxa"/>
+          </w:tcPr>
+          <w:p>
+            <w:pPr>
+              <w:contextualSpacing/>
+              <w:jc w:val="center"/>
+              <w:rPr>
+                <w:rFonts w:ascii="Tahoma" w:hAnsi="Tahoma" w:cs="Tahoma"/>
+                <w:sz w:val="22"/>
+                <w:szCs w:val="22"/>
+                <w:lang w:val="en-US"/>
+              </w:rPr>
+            </w:pPr>
+            <w:proofErr w:type="gramStart"/>
+            <w:r>
+              <w:rPr>
+                <w:rFonts w:ascii="Tahoma" w:hAnsi="Tahoma" w:cs="Tahoma"/>
+                <w:sz w:val="22"/>
+                <w:szCs w:val="22"/>
+              </w:rPr>
+              <w:t>{{ item</w:t>
+            </w:r>
+            <w:proofErr w:type="gramEnd"/>
+            <w:r>
+              <w:rPr>
+                <w:rFonts w:ascii="Tahoma" w:hAnsi="Tahoma" w:cs="Tahoma"/>
+                <w:sz w:val="22"/>
+                <w:szCs w:val="22"/>
+              </w:rPr>
+              <w:t>.status }}</w:t>
+            </w:r>
+          </w:p>
+        </w:tc>
+        <w:tc>
+          <w:tcPr>
+            <w:tcW w:w="1115" w:type="dxa"/>
+          </w:tcPr>
+          <w:p>
+            <w:pPr>
+              <w:contextualSpacing/>
+              <w:jc w:val="center"/>
+              <w:rPr>
+                <w:rFonts w:ascii="Tahoma" w:hAnsi="Tahoma" w:cs="Tahoma"/>
+                <w:sz w:val="22"/>
+                <w:szCs w:val="22"/>
+                <w:lang w:val="en-US"/>
+              </w:rPr>
+            </w:pPr>
+            <w:proofErr w:type="gramStart"/>
+            <w:r>
+              <w:rPr>
+                <w:rFonts w:ascii="Tahoma" w:hAnsi="Tahoma" w:cs="Tahoma"/>
+                <w:sz w:val="22"/>
+                <w:szCs w:val="22"/>
+              </w:rPr>
+              <w:t>{{ item</w:t>
+            </w:r>
+            <w:proofErr w:type="gramEnd"/>
+            <w:r>
+              <w:rPr>
+                <w:rFonts w:ascii="Tahoma" w:hAnsi="Tahoma" w:cs="Tahoma"/>
+                <w:sz w:val="22"/>
+                <w:szCs w:val="22"/>
+              </w:rPr>
+              <w:t>.risk }}</w:t>
             </w:r>
           </w:p>
         </w:tc>
@@ -1287,255 +1466,273 @@
         </w:trPr>
         <w:tc>
           <w:tcPr>
-            <w:tcW w:w="0" w:type="auto"/>
-          </w:tcPr>
-          <w:p>
-            <w:pPr>
-              <w:contextualSpacing/>
-              <w:jc w:val="center"/>
-              <w:rPr>
-                <w:rFonts w:ascii="Tahoma" w:hAnsi="Tahoma" w:cs="Tahoma"/>
-                <w:sz w:val="22"/>
-                <w:szCs w:val="22"/>
-              </w:rPr>
-            </w:pPr>
-            <w:r>
-              <w:rPr>
-                <w:rFonts w:ascii="Tahoma" w:hAnsi="Tahoma" w:cs="Tahoma"/>
-                <w:sz w:val="22"/>
-                <w:szCs w:val="22"/>
-              </w:rPr>
-              <w:t>{%  endfor %}</w:t>
-            </w:r>
-          </w:p>
-        </w:tc>
-        <w:tc>
-          <w:tcPr>
-            <w:tcW w:w="0" w:type="auto"/>
-          </w:tcPr>
-          <w:p>
-            <w:pPr>
-              <w:contextualSpacing/>
-              <w:jc w:val="center"/>
-              <w:rPr>
-                <w:rFonts w:ascii="Tahoma" w:hAnsi="Tahoma" w:cs="Tahoma"/>
-                <w:sz w:val="22"/>
-                <w:szCs w:val="22"/>
-              </w:rPr>
-            </w:pPr>
-          </w:p>
-        </w:tc>
-        <w:tc>
-          <w:tcPr>
-            <w:tcW w:w="0" w:type="auto"/>
-          </w:tcPr>
-          <w:p>
-            <w:pPr>
-              <w:contextualSpacing/>
-              <w:jc w:val="center"/>
-              <w:rPr>
-                <w:rFonts w:ascii="Tahoma" w:hAnsi="Tahoma" w:cs="Tahoma"/>
-                <w:sz w:val="22"/>
-                <w:szCs w:val="22"/>
-              </w:rPr>
-            </w:pPr>
-          </w:p>
-        </w:tc>
-        <w:tc>
-          <w:tcPr>
-            <w:tcW w:w="0" w:type="auto"/>
-          </w:tcPr>
-          <w:p>
-            <w:pPr>
-              <w:contextualSpacing/>
-              <w:jc w:val="center"/>
-              <w:rPr>
-                <w:rFonts w:ascii="Tahoma" w:hAnsi="Tahoma" w:cs="Tahoma"/>
-                <w:sz w:val="22"/>
-                <w:szCs w:val="22"/>
-              </w:rPr>
-            </w:pPr>
-          </w:p>
-        </w:tc>
-        <w:tc>
-          <w:tcPr>
-            <w:tcW w:w="0" w:type="auto"/>
-          </w:tcPr>
-          <w:p>
-            <w:pPr>
-              <w:contextualSpacing/>
-              <w:jc w:val="center"/>
-              <w:rPr>
-                <w:rFonts w:ascii="Tahoma" w:hAnsi="Tahoma" w:cs="Tahoma"/>
-                <w:sz w:val="22"/>
-                <w:szCs w:val="22"/>
-              </w:rPr>
-            </w:pPr>
-          </w:p>
-        </w:tc>
-        <w:tc>
-          <w:tcPr>
-            <w:tcW w:w="0" w:type="auto"/>
-          </w:tcPr>
-          <w:p>
-            <w:pPr>
-              <w:contextualSpacing/>
-              <w:jc w:val="center"/>
-              <w:rPr>
-                <w:rFonts w:ascii="Tahoma" w:hAnsi="Tahoma" w:cs="Tahoma"/>
-                <w:sz w:val="22"/>
-                <w:szCs w:val="22"/>
-              </w:rPr>
-            </w:pPr>
-          </w:p>
-        </w:tc>
-        <w:tc>
-          <w:tcPr>
-            <w:tcW w:w="0" w:type="auto"/>
-          </w:tcPr>
-          <w:p>
-            <w:pPr>
-              <w:contextualSpacing/>
-              <w:jc w:val="center"/>
-              <w:rPr>
-                <w:rFonts w:ascii="Tahoma" w:hAnsi="Tahoma" w:cs="Tahoma"/>
-                <w:sz w:val="22"/>
-                <w:szCs w:val="22"/>
-              </w:rPr>
-            </w:pPr>
-          </w:p>
-        </w:tc>
-        <w:tc>
-          <w:tcPr>
-            <w:tcW w:w="0" w:type="auto"/>
-          </w:tcPr>
-          <w:p>
-            <w:pPr>
-              <w:contextualSpacing/>
-              <w:jc w:val="center"/>
-              <w:rPr>
-                <w:rFonts w:ascii="Tahoma" w:hAnsi="Tahoma" w:cs="Tahoma"/>
-                <w:sz w:val="22"/>
-                <w:szCs w:val="22"/>
-              </w:rPr>
-            </w:pPr>
-          </w:p>
-        </w:tc>
-        <w:tc>
-          <w:tcPr>
-            <w:tcW w:w="0" w:type="auto"/>
-          </w:tcPr>
-          <w:p>
-            <w:pPr>
-              <w:contextualSpacing/>
-              <w:jc w:val="center"/>
-              <w:rPr>
-                <w:rFonts w:ascii="Tahoma" w:hAnsi="Tahoma" w:cs="Tahoma"/>
-                <w:sz w:val="22"/>
-                <w:szCs w:val="22"/>
-              </w:rPr>
-            </w:pPr>
-          </w:p>
-        </w:tc>
-        <w:tc>
-          <w:tcPr>
-            <w:tcW w:w="0" w:type="auto"/>
-          </w:tcPr>
-          <w:p>
-            <w:pPr>
-              <w:contextualSpacing/>
-              <w:jc w:val="center"/>
-              <w:rPr>
-                <w:rFonts w:ascii="Tahoma" w:hAnsi="Tahoma" w:cs="Tahoma"/>
-                <w:sz w:val="22"/>
-                <w:szCs w:val="22"/>
-              </w:rPr>
-            </w:pPr>
-          </w:p>
-        </w:tc>
-        <w:tc>
-          <w:tcPr>
-            <w:tcW w:w="0" w:type="auto"/>
-          </w:tcPr>
-          <w:p>
-            <w:pPr>
-              <w:contextualSpacing/>
-              <w:jc w:val="center"/>
-              <w:rPr>
-                <w:rFonts w:ascii="Tahoma" w:hAnsi="Tahoma" w:cs="Tahoma"/>
-                <w:sz w:val="22"/>
-                <w:szCs w:val="22"/>
-              </w:rPr>
-            </w:pPr>
-          </w:p>
-        </w:tc>
-        <w:tc>
-          <w:tcPr>
-            <w:tcW w:w="0" w:type="auto"/>
-          </w:tcPr>
-          <w:p>
-            <w:pPr>
-              <w:contextualSpacing/>
-              <w:jc w:val="center"/>
-              <w:rPr>
-                <w:rFonts w:ascii="Tahoma" w:hAnsi="Tahoma" w:cs="Tahoma"/>
-                <w:sz w:val="22"/>
-                <w:szCs w:val="22"/>
-              </w:rPr>
-            </w:pPr>
-          </w:p>
-        </w:tc>
-        <w:tc>
-          <w:tcPr>
-            <w:tcW w:w="0" w:type="auto"/>
-          </w:tcPr>
-          <w:p>
-            <w:pPr>
-              <w:contextualSpacing/>
-              <w:jc w:val="center"/>
-              <w:rPr>
-                <w:rFonts w:ascii="Tahoma" w:hAnsi="Tahoma" w:cs="Tahoma"/>
-                <w:sz w:val="22"/>
-                <w:szCs w:val="22"/>
-              </w:rPr>
-            </w:pPr>
-          </w:p>
-        </w:tc>
-        <w:tc>
-          <w:tcPr>
-            <w:tcW w:w="0" w:type="auto"/>
-          </w:tcPr>
-          <w:p>
-            <w:pPr>
-              <w:contextualSpacing/>
-              <w:jc w:val="center"/>
-              <w:rPr>
-                <w:rFonts w:ascii="Tahoma" w:hAnsi="Tahoma" w:cs="Tahoma"/>
-                <w:sz w:val="22"/>
-                <w:szCs w:val="22"/>
-              </w:rPr>
-            </w:pPr>
-          </w:p>
-        </w:tc>
-        <w:tc>
-          <w:tcPr>
-            <w:tcW w:w="0" w:type="auto"/>
-          </w:tcPr>
-          <w:p>
-            <w:pPr>
-              <w:contextualSpacing/>
-              <w:jc w:val="center"/>
-              <w:rPr>
-                <w:rFonts w:ascii="Tahoma" w:hAnsi="Tahoma" w:cs="Tahoma"/>
-                <w:sz w:val="22"/>
-                <w:szCs w:val="22"/>
-              </w:rPr>
-            </w:pPr>
-          </w:p>
-        </w:tc>
-        <w:tc>
-          <w:tcPr>
-            <w:tcW w:w="0" w:type="auto"/>
+            <w:tcW w:w="562" w:type="dxa"/>
+          </w:tcPr>
+          <w:p>
+            <w:pPr>
+              <w:contextualSpacing/>
+              <w:jc w:val="center"/>
+              <w:rPr>
+                <w:rFonts w:ascii="Tahoma" w:hAnsi="Tahoma" w:cs="Tahoma"/>
+                <w:sz w:val="22"/>
+                <w:szCs w:val="22"/>
+              </w:rPr>
+            </w:pPr>
+            <w:r>
+              <w:rPr>
+                <w:rFonts w:ascii="Tahoma" w:hAnsi="Tahoma" w:cs="Tahoma"/>
+                <w:sz w:val="22"/>
+                <w:szCs w:val="22"/>
+              </w:rPr>
+              <w:t>{</w:t>
+            </w:r>
+            <w:proofErr w:type="gramStart"/>
+            <w:r>
+              <w:rPr>
+                <w:rFonts w:ascii="Tahoma" w:hAnsi="Tahoma" w:cs="Tahoma"/>
+                <w:sz w:val="22"/>
+                <w:szCs w:val="22"/>
+              </w:rPr>
+              <w:t>%  endfor</w:t>
+            </w:r>
+            <w:proofErr w:type="gramEnd"/>
+            <w:r>
+              <w:rPr>
+                <w:rFonts w:ascii="Tahoma" w:hAnsi="Tahoma" w:cs="Tahoma"/>
+                <w:sz w:val="22"/>
+                <w:szCs w:val="22"/>
+              </w:rPr>
+              <w:t xml:space="preserve"> %}</w:t>
+            </w:r>
+          </w:p>
+        </w:tc>
+        <w:tc>
+          <w:tcPr>
+            <w:tcW w:w="2127" w:type="dxa"/>
+          </w:tcPr>
+          <w:p>
+            <w:pPr>
+              <w:contextualSpacing/>
+              <w:jc w:val="center"/>
+              <w:rPr>
+                <w:rFonts w:ascii="Tahoma" w:hAnsi="Tahoma" w:cs="Tahoma"/>
+                <w:sz w:val="22"/>
+                <w:szCs w:val="22"/>
+              </w:rPr>
+            </w:pPr>
+          </w:p>
+        </w:tc>
+        <w:tc>
+          <w:tcPr>
+            <w:tcW w:w="992" w:type="dxa"/>
+          </w:tcPr>
+          <w:p>
+            <w:pPr>
+              <w:contextualSpacing/>
+              <w:jc w:val="center"/>
+              <w:rPr>
+                <w:rFonts w:ascii="Tahoma" w:hAnsi="Tahoma" w:cs="Tahoma"/>
+                <w:sz w:val="22"/>
+                <w:szCs w:val="22"/>
+              </w:rPr>
+            </w:pPr>
+          </w:p>
+        </w:tc>
+        <w:tc>
+          <w:tcPr>
+            <w:tcW w:w="850" w:type="dxa"/>
+          </w:tcPr>
+          <w:p>
+            <w:pPr>
+              <w:contextualSpacing/>
+              <w:jc w:val="center"/>
+              <w:rPr>
+                <w:rFonts w:ascii="Tahoma" w:hAnsi="Tahoma" w:cs="Tahoma"/>
+                <w:sz w:val="22"/>
+                <w:szCs w:val="22"/>
+              </w:rPr>
+            </w:pPr>
+          </w:p>
+        </w:tc>
+        <w:tc>
+          <w:tcPr>
+            <w:tcW w:w="1276" w:type="dxa"/>
+          </w:tcPr>
+          <w:p>
+            <w:pPr>
+              <w:contextualSpacing/>
+              <w:jc w:val="center"/>
+              <w:rPr>
+                <w:rFonts w:ascii="Tahoma" w:hAnsi="Tahoma" w:cs="Tahoma"/>
+                <w:sz w:val="22"/>
+                <w:szCs w:val="22"/>
+              </w:rPr>
+            </w:pPr>
+          </w:p>
+        </w:tc>
+        <w:tc>
+          <w:tcPr>
+            <w:tcW w:w="1559" w:type="dxa"/>
+          </w:tcPr>
+          <w:p>
+            <w:pPr>
+              <w:contextualSpacing/>
+              <w:jc w:val="center"/>
+              <w:rPr>
+                <w:rFonts w:ascii="Tahoma" w:hAnsi="Tahoma" w:cs="Tahoma"/>
+                <w:sz w:val="22"/>
+                <w:szCs w:val="22"/>
+              </w:rPr>
+            </w:pPr>
+          </w:p>
+        </w:tc>
+        <w:tc>
+          <w:tcPr>
+            <w:tcW w:w="1134" w:type="dxa"/>
+          </w:tcPr>
+          <w:p>
+            <w:pPr>
+              <w:contextualSpacing/>
+              <w:jc w:val="center"/>
+              <w:rPr>
+                <w:rFonts w:ascii="Tahoma" w:hAnsi="Tahoma" w:cs="Tahoma"/>
+                <w:sz w:val="22"/>
+                <w:szCs w:val="22"/>
+              </w:rPr>
+            </w:pPr>
+          </w:p>
+        </w:tc>
+        <w:tc>
+          <w:tcPr>
+            <w:tcW w:w="993" w:type="dxa"/>
+          </w:tcPr>
+          <w:p>
+            <w:pPr>
+              <w:contextualSpacing/>
+              <w:jc w:val="center"/>
+              <w:rPr>
+                <w:rFonts w:ascii="Tahoma" w:hAnsi="Tahoma" w:cs="Tahoma"/>
+                <w:sz w:val="22"/>
+                <w:szCs w:val="22"/>
+              </w:rPr>
+            </w:pPr>
+          </w:p>
+        </w:tc>
+        <w:tc>
+          <w:tcPr>
+            <w:tcW w:w="708" w:type="dxa"/>
+          </w:tcPr>
+          <w:p>
+            <w:pPr>
+              <w:contextualSpacing/>
+              <w:jc w:val="center"/>
+              <w:rPr>
+                <w:rFonts w:ascii="Tahoma" w:hAnsi="Tahoma" w:cs="Tahoma"/>
+                <w:sz w:val="22"/>
+                <w:szCs w:val="22"/>
+              </w:rPr>
+            </w:pPr>
+          </w:p>
+        </w:tc>
+        <w:tc>
+          <w:tcPr>
+            <w:tcW w:w="1134" w:type="dxa"/>
+          </w:tcPr>
+          <w:p>
+            <w:pPr>
+              <w:contextualSpacing/>
+              <w:jc w:val="center"/>
+              <w:rPr>
+                <w:rFonts w:ascii="Tahoma" w:hAnsi="Tahoma" w:cs="Tahoma"/>
+                <w:sz w:val="22"/>
+                <w:szCs w:val="22"/>
+              </w:rPr>
+            </w:pPr>
+          </w:p>
+        </w:tc>
+        <w:tc>
+          <w:tcPr>
+            <w:tcW w:w="1134" w:type="dxa"/>
+          </w:tcPr>
+          <w:p>
+            <w:pPr>
+              <w:contextualSpacing/>
+              <w:jc w:val="center"/>
+              <w:rPr>
+                <w:rFonts w:ascii="Tahoma" w:hAnsi="Tahoma" w:cs="Tahoma"/>
+                <w:sz w:val="22"/>
+                <w:szCs w:val="22"/>
+              </w:rPr>
+            </w:pPr>
+          </w:p>
+        </w:tc>
+        <w:tc>
+          <w:tcPr>
+            <w:tcW w:w="851" w:type="dxa"/>
+          </w:tcPr>
+          <w:p>
+            <w:pPr>
+              <w:contextualSpacing/>
+              <w:jc w:val="center"/>
+              <w:rPr>
+                <w:rFonts w:ascii="Tahoma" w:hAnsi="Tahoma" w:cs="Tahoma"/>
+                <w:sz w:val="22"/>
+                <w:szCs w:val="22"/>
+              </w:rPr>
+            </w:pPr>
+          </w:p>
+        </w:tc>
+        <w:tc>
+          <w:tcPr>
+            <w:tcW w:w="850" w:type="dxa"/>
+          </w:tcPr>
+          <w:p>
+            <w:pPr>
+              <w:contextualSpacing/>
+              <w:jc w:val="center"/>
+              <w:rPr>
+                <w:rFonts w:ascii="Tahoma" w:hAnsi="Tahoma" w:cs="Tahoma"/>
+                <w:sz w:val="22"/>
+                <w:szCs w:val="22"/>
+              </w:rPr>
+            </w:pPr>
+          </w:p>
+        </w:tc>
+        <w:tc>
+          <w:tcPr>
+            <w:tcW w:w="851" w:type="dxa"/>
+          </w:tcPr>
+          <w:p>
+            <w:pPr>
+              <w:contextualSpacing/>
+              <w:jc w:val="center"/>
+              <w:rPr>
+                <w:rFonts w:ascii="Tahoma" w:hAnsi="Tahoma" w:cs="Tahoma"/>
+                <w:sz w:val="22"/>
+                <w:szCs w:val="22"/>
+              </w:rPr>
+            </w:pPr>
+          </w:p>
+        </w:tc>
+        <w:tc>
+          <w:tcPr>
+            <w:tcW w:w="1134" w:type="dxa"/>
+          </w:tcPr>
+          <w:p>
+            <w:pPr>
+              <w:contextualSpacing/>
+              <w:jc w:val="center"/>
+              <w:rPr>
+                <w:rFonts w:ascii="Tahoma" w:hAnsi="Tahoma" w:cs="Tahoma"/>
+                <w:sz w:val="22"/>
+                <w:szCs w:val="22"/>
+              </w:rPr>
+            </w:pPr>
+          </w:p>
+        </w:tc>
+        <w:tc>
+          <w:tcPr>
+            <w:tcW w:w="1115" w:type="dxa"/>
           </w:tcPr>
           <w:p>
             <w:pPr>
@@ -1621,13 +1818,23 @@
                 <w:lang w:val="en-US"/>
               </w:rPr>
             </w:pPr>
-            <w:r>
-              <w:rPr>
-                <w:rFonts w:ascii="Tahoma" w:hAnsi="Tahoma" w:cs="Tahoma"/>
-                <w:sz w:val="22"/>
-                <w:szCs w:val="22"/>
-              </w:rPr>
-              <w:t>{{ total_malnourished }}</w:t>
+            <w:proofErr w:type="gramStart"/>
+            <w:r>
+              <w:rPr>
+                <w:rFonts w:ascii="Tahoma" w:hAnsi="Tahoma" w:cs="Tahoma"/>
+                <w:sz w:val="22"/>
+                <w:szCs w:val="22"/>
+              </w:rPr>
+              <w:t>{{ total</w:t>
+            </w:r>
+            <w:proofErr w:type="gramEnd"/>
+            <w:r>
+              <w:rPr>
+                <w:rFonts w:ascii="Tahoma" w:hAnsi="Tahoma" w:cs="Tahoma"/>
+                <w:sz w:val="22"/>
+                <w:szCs w:val="22"/>
+              </w:rPr>
+              <w:t>_malnourished }}</w:t>
             </w:r>
           </w:p>
         </w:tc>
@@ -1672,13 +1879,23 @@
                 <w:lang w:val="en-US"/>
               </w:rPr>
             </w:pPr>
-            <w:r>
-              <w:rPr>
-                <w:rFonts w:ascii="Tahoma" w:hAnsi="Tahoma" w:cs="Tahoma"/>
-                <w:sz w:val="22"/>
-                <w:szCs w:val="22"/>
-              </w:rPr>
-              <w:t>{{ total_overweight }}</w:t>
+            <w:proofErr w:type="gramStart"/>
+            <w:r>
+              <w:rPr>
+                <w:rFonts w:ascii="Tahoma" w:hAnsi="Tahoma" w:cs="Tahoma"/>
+                <w:sz w:val="22"/>
+                <w:szCs w:val="22"/>
+              </w:rPr>
+              <w:t>{{ total</w:t>
+            </w:r>
+            <w:proofErr w:type="gramEnd"/>
+            <w:r>
+              <w:rPr>
+                <w:rFonts w:ascii="Tahoma" w:hAnsi="Tahoma" w:cs="Tahoma"/>
+                <w:sz w:val="22"/>
+                <w:szCs w:val="22"/>
+              </w:rPr>
+              <w:t>_overweight }}</w:t>
             </w:r>
           </w:p>
         </w:tc>
@@ -1723,13 +1940,23 @@
                 <w:lang w:val="en-US"/>
               </w:rPr>
             </w:pPr>
-            <w:r>
-              <w:rPr>
-                <w:rFonts w:ascii="Tahoma" w:hAnsi="Tahoma" w:cs="Tahoma"/>
-                <w:sz w:val="22"/>
-                <w:szCs w:val="22"/>
-              </w:rPr>
-              <w:t>{{ total_obese }}</w:t>
+            <w:proofErr w:type="gramStart"/>
+            <w:r>
+              <w:rPr>
+                <w:rFonts w:ascii="Tahoma" w:hAnsi="Tahoma" w:cs="Tahoma"/>
+                <w:sz w:val="22"/>
+                <w:szCs w:val="22"/>
+              </w:rPr>
+              <w:t>{{ total</w:t>
+            </w:r>
+            <w:proofErr w:type="gramEnd"/>
+            <w:r>
+              <w:rPr>
+                <w:rFonts w:ascii="Tahoma" w:hAnsi="Tahoma" w:cs="Tahoma"/>
+                <w:sz w:val="22"/>
+                <w:szCs w:val="22"/>
+              </w:rPr>
+              <w:t>_obese }}</w:t>
             </w:r>
           </w:p>
         </w:tc>
@@ -1805,13 +2032,23 @@
                 <w:lang w:val="en-US"/>
               </w:rPr>
             </w:pPr>
-            <w:r>
-              <w:rPr>
-                <w:rFonts w:ascii="Tahoma" w:hAnsi="Tahoma" w:cs="Tahoma"/>
-                <w:sz w:val="22"/>
-                <w:szCs w:val="22"/>
-              </w:rPr>
-              <w:t>{{ remarks }}</w:t>
+            <w:proofErr w:type="gramStart"/>
+            <w:r>
+              <w:rPr>
+                <w:rFonts w:ascii="Tahoma" w:hAnsi="Tahoma" w:cs="Tahoma"/>
+                <w:sz w:val="22"/>
+                <w:szCs w:val="22"/>
+              </w:rPr>
+              <w:t>{{ remarks</w:t>
+            </w:r>
+            <w:proofErr w:type="gramEnd"/>
+            <w:r>
+              <w:rPr>
+                <w:rFonts w:ascii="Tahoma" w:hAnsi="Tahoma" w:cs="Tahoma"/>
+                <w:sz w:val="22"/>
+                <w:szCs w:val="22"/>
+              </w:rPr>
+              <w:t xml:space="preserve"> }}</w:t>
             </w:r>
           </w:p>
         </w:tc>
@@ -1911,13 +2148,23 @@
                 <w:lang w:val="en-US"/>
               </w:rPr>
             </w:pPr>
-            <w:r>
-              <w:rPr>
-                <w:rFonts w:ascii="Tahoma" w:hAnsi="Tahoma" w:cs="Tahoma"/>
-                <w:sz w:val="22"/>
-                <w:szCs w:val="22"/>
-              </w:rPr>
-              <w:t>{{ prepared_by }}</w:t>
+            <w:proofErr w:type="gramStart"/>
+            <w:r>
+              <w:rPr>
+                <w:rFonts w:ascii="Tahoma" w:hAnsi="Tahoma" w:cs="Tahoma"/>
+                <w:sz w:val="22"/>
+                <w:szCs w:val="22"/>
+              </w:rPr>
+              <w:t>{{ prepared</w:t>
+            </w:r>
+            <w:proofErr w:type="gramEnd"/>
+            <w:r>
+              <w:rPr>
+                <w:rFonts w:ascii="Tahoma" w:hAnsi="Tahoma" w:cs="Tahoma"/>
+                <w:sz w:val="22"/>
+                <w:szCs w:val="22"/>
+              </w:rPr>
+              <w:t>_by }}</w:t>
             </w:r>
           </w:p>
         </w:tc>
@@ -1938,13 +2185,23 @@
                 <w:lang w:val="en-US"/>
               </w:rPr>
             </w:pPr>
-            <w:r>
-              <w:rPr>
-                <w:rFonts w:ascii="Tahoma" w:hAnsi="Tahoma" w:cs="Tahoma"/>
-                <w:sz w:val="22"/>
-                <w:szCs w:val="22"/>
-              </w:rPr>
-              <w:t>{{ prepared_by_designation }}</w:t>
+            <w:proofErr w:type="gramStart"/>
+            <w:r>
+              <w:rPr>
+                <w:rFonts w:ascii="Tahoma" w:hAnsi="Tahoma" w:cs="Tahoma"/>
+                <w:sz w:val="22"/>
+                <w:szCs w:val="22"/>
+              </w:rPr>
+              <w:t>{{ prepared</w:t>
+            </w:r>
+            <w:proofErr w:type="gramEnd"/>
+            <w:r>
+              <w:rPr>
+                <w:rFonts w:ascii="Tahoma" w:hAnsi="Tahoma" w:cs="Tahoma"/>
+                <w:sz w:val="22"/>
+                <w:szCs w:val="22"/>
+              </w:rPr>
+              <w:t>_by_designation }}</w:t>
             </w:r>
           </w:p>
         </w:tc>
@@ -2025,11 +2282,6 @@
         <w:docPartUnique/>
       </w:docPartObj>
     </w:sdtPr>
-    <w:sdtEndPr>
-      <w:rPr>
-        <w:rStyle w:val="PageNumber"/>
-      </w:rPr>
-    </w:sdtEndPr>
     <w:sdtContent>
       <w:p>
         <w:pPr>
@@ -2088,11 +2340,6 @@
         <w:docPartUnique/>
       </w:docPartObj>
     </w:sdtPr>
-    <w:sdtEndPr>
-      <w:rPr>
-        <w:rStyle w:val="PageNumber"/>
-      </w:rPr>
-    </w:sdtEndPr>
     <w:sdtContent>
       <w:p>
         <w:pPr>
@@ -2142,8 +2389,13 @@
       <w:ind w:right="360"/>
     </w:pPr>
     <w:r>
-      <w:t>DSWD XI  HA</w:t>
+      <w:t xml:space="preserve">DSWD </w:t>
     </w:r>
+    <w:proofErr w:type="gramStart"/>
+    <w:r>
+      <w:t>XI  HA</w:t>
+    </w:r>
+    <w:proofErr w:type="gramEnd"/>
     <w:r>
       <w:tab/>
     </w:r>
